--- a/docs/JagaSekitar-Workflow.docx
+++ b/docs/JagaSekitar-Workflow.docx
@@ -87,7 +87,7 @@
     <w:sdt>
       <w:sdtPr>
         <w:alias w:val="Contents"/>
-        <w:id w:val="1086257789"/>
+        <w:id w:val="-1258746544"/>
       </w:sdtPr>
       <w:sdtEndPr>
         <w:rPr>
@@ -121,7 +121,7 @@
           <w:r>
             <w:fldChar w:fldCharType="separate"/>
           </w:r>
-          <w:hyperlink w:anchor="_Toc243476893" w:history="1">
+          <w:hyperlink w:anchor="_Toc243597370" w:history="1">
             <w:r>
               <w:rPr>
                 <w:rStyle w:val="Hyperlink"/>
@@ -145,7 +145,7 @@
               <w:rPr>
                 <w:noProof/>
               </w:rPr>
-              <w:instrText xml:space="preserve"> PAGEREF _Toc243476893 \h </w:instrText>
+              <w:instrText xml:space="preserve"> PAGEREF _Toc243597370 \h </w:instrText>
             </w:r>
             <w:r>
               <w:rPr>
@@ -188,7 +188,7 @@
               <w14:ligatures w14:val="standardContextual"/>
             </w:rPr>
           </w:pPr>
-          <w:hyperlink w:anchor="_Toc243476894" w:history="1">
+          <w:hyperlink w:anchor="_Toc243597371" w:history="1">
             <w:r>
               <w:rPr>
                 <w:rStyle w:val="Hyperlink"/>
@@ -212,7 +212,7 @@
               <w:rPr>
                 <w:noProof/>
               </w:rPr>
-              <w:instrText xml:space="preserve"> PAGEREF _Toc243476894 \h </w:instrText>
+              <w:instrText xml:space="preserve"> PAGEREF _Toc243597371 \h </w:instrText>
             </w:r>
             <w:r>
               <w:rPr>
@@ -255,7 +255,7 @@
               <w14:ligatures w14:val="standardContextual"/>
             </w:rPr>
           </w:pPr>
-          <w:hyperlink w:anchor="_Toc243476895" w:history="1">
+          <w:hyperlink w:anchor="_Toc243597372" w:history="1">
             <w:r>
               <w:rPr>
                 <w:rStyle w:val="Hyperlink"/>
@@ -279,7 +279,7 @@
               <w:rPr>
                 <w:noProof/>
               </w:rPr>
-              <w:instrText xml:space="preserve"> PAGEREF _Toc243476895 \h </w:instrText>
+              <w:instrText xml:space="preserve"> PAGEREF _Toc243597372 \h </w:instrText>
             </w:r>
             <w:r>
               <w:rPr>
@@ -322,7 +322,7 @@
               <w14:ligatures w14:val="standardContextual"/>
             </w:rPr>
           </w:pPr>
-          <w:hyperlink w:anchor="_Toc243476896" w:history="1">
+          <w:hyperlink w:anchor="_Toc243597373" w:history="1">
             <w:r>
               <w:rPr>
                 <w:rStyle w:val="Hyperlink"/>
@@ -346,7 +346,7 @@
               <w:rPr>
                 <w:noProof/>
               </w:rPr>
-              <w:instrText xml:space="preserve"> PAGEREF _Toc243476896 \h </w:instrText>
+              <w:instrText xml:space="preserve"> PAGEREF _Toc243597373 \h </w:instrText>
             </w:r>
             <w:r>
               <w:rPr>
@@ -389,7 +389,7 @@
               <w14:ligatures w14:val="standardContextual"/>
             </w:rPr>
           </w:pPr>
-          <w:hyperlink w:anchor="_Toc243476897" w:history="1">
+          <w:hyperlink w:anchor="_Toc243597374" w:history="1">
             <w:r>
               <w:rPr>
                 <w:rStyle w:val="Hyperlink"/>
@@ -413,7 +413,7 @@
               <w:rPr>
                 <w:noProof/>
               </w:rPr>
-              <w:instrText xml:space="preserve"> PAGEREF _Toc243476897 \h </w:instrText>
+              <w:instrText xml:space="preserve"> PAGEREF _Toc243597374 \h </w:instrText>
             </w:r>
             <w:r>
               <w:rPr>
@@ -456,7 +456,7 @@
               <w14:ligatures w14:val="standardContextual"/>
             </w:rPr>
           </w:pPr>
-          <w:hyperlink w:anchor="_Toc243476898" w:history="1">
+          <w:hyperlink w:anchor="_Toc243597375" w:history="1">
             <w:r>
               <w:rPr>
                 <w:rStyle w:val="Hyperlink"/>
@@ -480,7 +480,7 @@
               <w:rPr>
                 <w:noProof/>
               </w:rPr>
-              <w:instrText xml:space="preserve"> PAGEREF _Toc243476898 \h </w:instrText>
+              <w:instrText xml:space="preserve"> PAGEREF _Toc243597375 \h </w:instrText>
             </w:r>
             <w:r>
               <w:rPr>
@@ -523,7 +523,7 @@
               <w14:ligatures w14:val="standardContextual"/>
             </w:rPr>
           </w:pPr>
-          <w:hyperlink w:anchor="_Toc243476899" w:history="1">
+          <w:hyperlink w:anchor="_Toc243597376" w:history="1">
             <w:r>
               <w:rPr>
                 <w:rStyle w:val="Hyperlink"/>
@@ -547,7 +547,7 @@
               <w:rPr>
                 <w:noProof/>
               </w:rPr>
-              <w:instrText xml:space="preserve"> PAGEREF _Toc243476899 \h </w:instrText>
+              <w:instrText xml:space="preserve"> PAGEREF _Toc243597376 \h </w:instrText>
             </w:r>
             <w:r>
               <w:rPr>
@@ -564,7 +564,7 @@
               <w:rPr>
                 <w:noProof/>
               </w:rPr>
-              <w:t>8</w:t>
+              <w:t>7</w:t>
             </w:r>
             <w:r>
               <w:rPr>
@@ -590,7 +590,7 @@
               <w14:ligatures w14:val="standardContextual"/>
             </w:rPr>
           </w:pPr>
-          <w:hyperlink w:anchor="_Toc243476900" w:history="1">
+          <w:hyperlink w:anchor="_Toc243597377" w:history="1">
             <w:r>
               <w:rPr>
                 <w:rStyle w:val="Hyperlink"/>
@@ -614,7 +614,7 @@
               <w:rPr>
                 <w:noProof/>
               </w:rPr>
-              <w:instrText xml:space="preserve"> PAGEREF _Toc243476900 \h </w:instrText>
+              <w:instrText xml:space="preserve"> PAGEREF _Toc243597377 \h </w:instrText>
             </w:r>
             <w:r>
               <w:rPr>
@@ -676,7 +676,7 @@
       <w:pPr>
         <w:pStyle w:val="Heading2"/>
       </w:pPr>
-      <w:bookmarkStart w:id="0" w:name="_Toc243476893"/>
+      <w:bookmarkStart w:id="0" w:name="_Toc243597370"/>
       <w:r>
         <w:t>1. The parts</w:t>
       </w:r>
@@ -1605,7 +1605,7 @@
       <w:pPr>
         <w:pStyle w:val="Heading2"/>
       </w:pPr>
-      <w:bookmarkStart w:id="1" w:name="_Toc243476894"/>
+      <w:bookmarkStart w:id="1" w:name="_Toc243597371"/>
       <w:r>
         <w:t>2. The main loop: from data to a warning</w:t>
       </w:r>
@@ -1693,6 +1693,7 @@
           <w:b/>
           <w:bCs/>
         </w:rPr>
+        <w:lastRenderedPageBreak/>
         <w:t>Decide who to alert.</w:t>
       </w:r>
       <w:r>
@@ -2547,7 +2548,7 @@
       <w:pPr>
         <w:pStyle w:val="Heading2"/>
       </w:pPr>
-      <w:bookmarkStart w:id="2" w:name="_Toc243476895"/>
+      <w:bookmarkStart w:id="2" w:name="_Toc243597372"/>
       <w:r>
         <w:t>3. The prediction engines (step 3)</w:t>
       </w:r>
@@ -2578,7 +2579,11 @@
         <w:t>Haze.</w:t>
       </w:r>
       <w:r>
-        <w:t xml:space="preserve"> Nearby fires are grouped; each group's smoke is carried along the forecast winds hour by hour, spreading and fading, on a 5 km grid. Zones are made for now, +12 h, +24 h, +48 h and +72 h. A </w:t>
+        <w:t xml:space="preserve"> Nearby fires are grouped; each group's smoke is carried along the forecast winds hour by hour, spreading and fading, on a 5 km grid. Zones are made for now, +12 h, +24 h, +48 h and </w:t>
+      </w:r>
+      <w:r>
+        <w:lastRenderedPageBreak/>
+        <w:t xml:space="preserve">+72 h. A </w:t>
       </w:r>
       <w:r>
         <w:rPr>
@@ -2640,7 +2645,7 @@
       <w:pPr>
         <w:pStyle w:val="Heading2"/>
       </w:pPr>
-      <w:bookmarkStart w:id="3" w:name="_Toc243476896"/>
+      <w:bookmarkStart w:id="3" w:name="_Toc243597373"/>
       <w:r>
         <w:t>4. What each user does</w:t>
       </w:r>
@@ -3015,6 +3020,7 @@
         <w:spacing w:after="60"/>
       </w:pPr>
       <w:r>
+        <w:lastRenderedPageBreak/>
         <w:t>When risk is high or severe, decide whether to broadcast.</w:t>
       </w:r>
     </w:p>
@@ -3027,7 +3033,7 @@
       <w:pPr>
         <w:pStyle w:val="Heading2"/>
       </w:pPr>
-      <w:bookmarkStart w:id="4" w:name="_Toc243476897"/>
+      <w:bookmarkStart w:id="4" w:name="_Toc243597374"/>
       <w:r>
         <w:t>5. Special workflows</w:t>
       </w:r>
@@ -3398,68 +3404,9 @@
     </w:p>
     <w:p>
       <w:pPr>
-        <w:pStyle w:val="Heading3"/>
-      </w:pPr>
-      <w:r>
-        <w:t>5.5 Demo mode</w:t>
-      </w:r>
-    </w:p>
-    <w:p>
-      <w:pPr>
-        <w:pStyle w:val="ListParagraph"/>
-        <w:numPr>
-          <w:ilvl w:val="0"/>
-          <w:numId w:val="11"/>
-        </w:numPr>
-        <w:spacing w:after="60"/>
-      </w:pPr>
-      <w:r>
-        <w:t>Admin → Demo mode: choose a scenario (flash flood in Kerian, post-flood leptospirosis and dengue, or Riau fires drifting to Perak) and a speed.</w:t>
-      </w:r>
-    </w:p>
-    <w:p>
-      <w:pPr>
-        <w:pStyle w:val="ListParagraph"/>
-        <w:numPr>
-          <w:ilvl w:val="0"/>
-          <w:numId w:val="11"/>
-        </w:numPr>
-        <w:spacing w:after="60"/>
-      </w:pPr>
-      <w:r>
-        <w:t>The worker replays the scenario every 30 seconds instead of live data; every app shows it.</w:t>
-      </w:r>
-    </w:p>
-    <w:p>
-      <w:pPr>
-        <w:pStyle w:val="ListParagraph"/>
-        <w:numPr>
-          <w:ilvl w:val="0"/>
-          <w:numId w:val="11"/>
-        </w:numPr>
-        <w:spacing w:after="60"/>
-      </w:pPr>
-      <w:r>
-        <w:rPr>
-          <w:b/>
-          <w:bCs/>
-        </w:rPr>
-        <w:t>Stop</w:t>
-      </w:r>
-      <w:r>
-        <w:t xml:space="preserve"> returns to live data on the next tick. Use it only for presentations.</w:t>
-      </w:r>
-    </w:p>
-    <w:p>
-      <w:pPr>
-        <w:spacing w:after="60"/>
-      </w:pPr>
-    </w:p>
-    <w:p>
-      <w:pPr>
         <w:pStyle w:val="Heading2"/>
       </w:pPr>
-      <w:bookmarkStart w:id="5" w:name="_Toc243476898"/>
+      <w:bookmarkStart w:id="5" w:name="_Toc243597375"/>
       <w:r>
         <w:t>6. Where everything runs (operations)</w:t>
       </w:r>
@@ -4389,7 +4336,7 @@
       <w:pPr>
         <w:pStyle w:val="Heading2"/>
       </w:pPr>
-      <w:bookmarkStart w:id="6" w:name="_Toc243476899"/>
+      <w:bookmarkStart w:id="6" w:name="_Toc243597376"/>
       <w:r>
         <w:t>7. Data and privacy</w:t>
       </w:r>
@@ -4517,7 +4464,7 @@
       <w:pPr>
         <w:pStyle w:val="Heading2"/>
       </w:pPr>
-      <w:bookmarkStart w:id="7" w:name="_Toc243476900"/>
+      <w:bookmarkStart w:id="7" w:name="_Toc243597377"/>
       <w:r>
         <w:t>8. Timing cheat-sheet</w:t>
       </w:r>
@@ -5087,10 +5034,96 @@
 <file path=word/numbering.xml><?xml version="1.0" encoding="utf-8"?>
 <w:numbering xmlns:wpc="http://schemas.microsoft.com/office/word/2010/wordprocessingCanvas" xmlns:cx="http://schemas.microsoft.com/office/drawing/2014/chartex" xmlns:cx1="http://schemas.microsoft.com/office/drawing/2015/9/8/chartex" xmlns:cx2="http://schemas.microsoft.com/office/drawing/2015/10/21/chartex" xmlns:cx3="http://schemas.microsoft.com/office/drawing/2016/5/9/chartex" xmlns:cx4="http://schemas.microsoft.com/office/drawing/2016/5/10/chartex" xmlns:cx5="http://schemas.microsoft.com/office/drawing/2016/5/11/chartex" xmlns:cx6="http://schemas.microsoft.com/office/drawing/2016/5/12/chartex" xmlns:cx7="http://schemas.microsoft.com/office/drawing/2016/5/13/chartex" xmlns:cx8="http://schemas.microsoft.com/office/drawing/2016/5/14/chartex" xmlns:mc="http://schemas.openxmlformats.org/markup-compatibility/2006" xmlns:aink="http://schemas.microsoft.com/office/drawing/2016/ink" xmlns:am3d="http://schemas.microsoft.com/office/drawing/2017/model3d" xmlns:o="urn:schemas-microsoft-com:office:office" xmlns:oel="http://schemas.microsoft.com/office/2019/extlst" xmlns:r="http://schemas.openxmlformats.org/officeDocument/2006/relationships" xmlns:m="http://schemas.openxmlformats.org/officeDocument/2006/math" xmlns:v="urn:schemas-microsoft-com:vml" xmlns:wp14="http://schemas.microsoft.com/office/word/2010/wordprocessingDrawing" xmlns:wp="http://schemas.openxmlformats.org/drawingml/2006/wordprocessingDrawing" xmlns:w10="urn:schemas-microsoft-com:office:word" xmlns:w="http://schemas.openxmlformats.org/wordprocessingml/2006/main" xmlns:w14="http://schemas.microsoft.com/office/word/2010/wordml" xmlns:w15="http://schemas.microsoft.com/office/word/2012/wordml" xmlns:w16cex="http://schemas.microsoft.com/office/word/2018/wordml/cex" xmlns:w16cid="http://schemas.microsoft.com/office/word/2016/wordml/cid" xmlns:w16="http://schemas.microsoft.com/office/word/2018/wordml" xmlns:w16du="http://schemas.microsoft.com/office/word/2023/wordml/word16du" xmlns:w16sdtdh="http://schemas.microsoft.com/office/word/2020/wordml/sdtdatahash" xmlns:w16sdtfl="http://schemas.microsoft.com/office/word/2024/wordml/sdtformatlock" xmlns:w16se="http://schemas.microsoft.com/office/word/2015/wordml/symex" xmlns:wpg="http://schemas.microsoft.com/office/word/2010/wordprocessingGroup" xmlns:wpi="http://schemas.microsoft.com/office/word/2010/wordprocessingInk" xmlns:wne="http://schemas.microsoft.com/office/word/2006/wordml" xmlns:wps="http://schemas.microsoft.com/office/word/2010/wordprocessingShape" mc:Ignorable="w14 w15 w16se w16cid w16 w16cex w16sdtdh w16sdtfl w16du wp14">
   <w:abstractNum w:abstractNumId="0" w15:restartNumberingAfterBreak="0">
-    <w:nsid w:val="36157EEF"/>
+    <w:nsid w:val="17B35F4B"/>
     <w:multiLevelType w:val="hybridMultilevel"/>
-    <w:tmpl w:val="C9764C46"/>
-    <w:lvl w:ilvl="0" w:tplc="8C702ADA">
+    <w:tmpl w:val="2FF431C4"/>
+    <w:lvl w:ilvl="0" w:tplc="93E437CA">
+      <w:start w:val="1"/>
+      <w:numFmt w:val="bullet"/>
+      <w:lvlText w:val="●"/>
+      <w:lvlJc w:val="left"/>
+      <w:pPr>
+        <w:ind w:left="720" w:hanging="360"/>
+      </w:pPr>
+    </w:lvl>
+    <w:lvl w:ilvl="1" w:tplc="A2EA85CA">
+      <w:start w:val="1"/>
+      <w:numFmt w:val="bullet"/>
+      <w:lvlText w:val="○"/>
+      <w:lvlJc w:val="left"/>
+      <w:pPr>
+        <w:ind w:left="1440" w:hanging="360"/>
+      </w:pPr>
+    </w:lvl>
+    <w:lvl w:ilvl="2" w:tplc="0512EE6E">
+      <w:start w:val="1"/>
+      <w:numFmt w:val="bullet"/>
+      <w:lvlText w:val="■"/>
+      <w:lvlJc w:val="left"/>
+      <w:pPr>
+        <w:ind w:left="2160" w:hanging="360"/>
+      </w:pPr>
+    </w:lvl>
+    <w:lvl w:ilvl="3" w:tplc="BB10C4E0">
+      <w:start w:val="1"/>
+      <w:numFmt w:val="bullet"/>
+      <w:lvlText w:val="●"/>
+      <w:lvlJc w:val="left"/>
+      <w:pPr>
+        <w:ind w:left="2880" w:hanging="360"/>
+      </w:pPr>
+    </w:lvl>
+    <w:lvl w:ilvl="4" w:tplc="7D9AEE9A">
+      <w:start w:val="1"/>
+      <w:numFmt w:val="bullet"/>
+      <w:lvlText w:val="○"/>
+      <w:lvlJc w:val="left"/>
+      <w:pPr>
+        <w:ind w:left="3600" w:hanging="360"/>
+      </w:pPr>
+    </w:lvl>
+    <w:lvl w:ilvl="5" w:tplc="0A780796">
+      <w:start w:val="1"/>
+      <w:numFmt w:val="bullet"/>
+      <w:lvlText w:val="■"/>
+      <w:lvlJc w:val="left"/>
+      <w:pPr>
+        <w:ind w:left="4320" w:hanging="360"/>
+      </w:pPr>
+    </w:lvl>
+    <w:lvl w:ilvl="6" w:tplc="4DFC239C">
+      <w:start w:val="1"/>
+      <w:numFmt w:val="bullet"/>
+      <w:lvlText w:val="●"/>
+      <w:lvlJc w:val="left"/>
+      <w:pPr>
+        <w:ind w:left="5040" w:hanging="360"/>
+      </w:pPr>
+    </w:lvl>
+    <w:lvl w:ilvl="7" w:tplc="7F22B98C">
+      <w:start w:val="1"/>
+      <w:numFmt w:val="bullet"/>
+      <w:lvlText w:val="●"/>
+      <w:lvlJc w:val="left"/>
+      <w:pPr>
+        <w:ind w:left="5760" w:hanging="360"/>
+      </w:pPr>
+    </w:lvl>
+    <w:lvl w:ilvl="8" w:tplc="B4CA476A">
+      <w:start w:val="1"/>
+      <w:numFmt w:val="bullet"/>
+      <w:lvlText w:val="●"/>
+      <w:lvlJc w:val="left"/>
+      <w:pPr>
+        <w:ind w:left="6480" w:hanging="360"/>
+      </w:pPr>
+    </w:lvl>
+  </w:abstractNum>
+  <w:abstractNum w:abstractNumId="1" w15:restartNumberingAfterBreak="0">
+    <w:nsid w:val="72207375"/>
+    <w:multiLevelType w:val="hybridMultilevel"/>
+    <w:tmpl w:val="228499FE"/>
+    <w:lvl w:ilvl="0" w:tplc="127A1984">
       <w:start w:val="1"/>
       <w:numFmt w:val="bullet"/>
       <w:lvlText w:val="•"/>
@@ -5099,7 +5132,7 @@
         <w:ind w:left="400" w:hanging="300"/>
       </w:pPr>
     </w:lvl>
-    <w:lvl w:ilvl="1" w:tplc="4F967FB6">
+    <w:lvl w:ilvl="1" w:tplc="458EDB52">
       <w:start w:val="1"/>
       <w:numFmt w:val="bullet"/>
       <w:lvlText w:val="–"/>
@@ -5108,7 +5141,7 @@
         <w:ind w:left="760" w:hanging="300"/>
       </w:pPr>
     </w:lvl>
-    <w:lvl w:ilvl="2" w:tplc="D3FCF2A0">
+    <w:lvl w:ilvl="2" w:tplc="8FC87BEC">
       <w:start w:val="1"/>
       <w:numFmt w:val="bullet"/>
       <w:lvlText w:val="◦"/>
@@ -5117,128 +5150,42 @@
         <w:ind w:left="1120" w:hanging="300"/>
       </w:pPr>
     </w:lvl>
-    <w:lvl w:ilvl="3" w:tplc="8EEEDF8E">
+    <w:lvl w:ilvl="3" w:tplc="68560C18">
       <w:numFmt w:val="decimal"/>
       <w:lvlText w:val=""/>
       <w:lvlJc w:val="left"/>
     </w:lvl>
-    <w:lvl w:ilvl="4" w:tplc="DD5A3F18">
+    <w:lvl w:ilvl="4" w:tplc="776E12E4">
       <w:numFmt w:val="decimal"/>
       <w:lvlText w:val=""/>
       <w:lvlJc w:val="left"/>
     </w:lvl>
-    <w:lvl w:ilvl="5" w:tplc="E710E256">
+    <w:lvl w:ilvl="5" w:tplc="13586E64">
       <w:numFmt w:val="decimal"/>
       <w:lvlText w:val=""/>
       <w:lvlJc w:val="left"/>
     </w:lvl>
-    <w:lvl w:ilvl="6" w:tplc="783E6C58">
+    <w:lvl w:ilvl="6" w:tplc="6E94C666">
       <w:numFmt w:val="decimal"/>
       <w:lvlText w:val=""/>
       <w:lvlJc w:val="left"/>
     </w:lvl>
-    <w:lvl w:ilvl="7" w:tplc="D602C19A">
+    <w:lvl w:ilvl="7" w:tplc="AD2AB244">
       <w:numFmt w:val="decimal"/>
       <w:lvlText w:val=""/>
       <w:lvlJc w:val="left"/>
     </w:lvl>
-    <w:lvl w:ilvl="8" w:tplc="ADF06164">
+    <w:lvl w:ilvl="8" w:tplc="91BC60F6">
       <w:numFmt w:val="decimal"/>
       <w:lvlText w:val=""/>
       <w:lvlJc w:val="left"/>
     </w:lvl>
   </w:abstractNum>
-  <w:abstractNum w:abstractNumId="1" w15:restartNumberingAfterBreak="0">
-    <w:nsid w:val="385F4649"/>
+  <w:abstractNum w:abstractNumId="2" w15:restartNumberingAfterBreak="0">
+    <w:nsid w:val="7B1C4737"/>
     <w:multiLevelType w:val="hybridMultilevel"/>
-    <w:tmpl w:val="56AC87FE"/>
-    <w:lvl w:ilvl="0" w:tplc="A32A0D9E">
-      <w:start w:val="1"/>
-      <w:numFmt w:val="bullet"/>
-      <w:lvlText w:val="●"/>
-      <w:lvlJc w:val="left"/>
-      <w:pPr>
-        <w:ind w:left="720" w:hanging="360"/>
-      </w:pPr>
-    </w:lvl>
-    <w:lvl w:ilvl="1" w:tplc="B942BCB2">
-      <w:start w:val="1"/>
-      <w:numFmt w:val="bullet"/>
-      <w:lvlText w:val="○"/>
-      <w:lvlJc w:val="left"/>
-      <w:pPr>
-        <w:ind w:left="1440" w:hanging="360"/>
-      </w:pPr>
-    </w:lvl>
-    <w:lvl w:ilvl="2" w:tplc="AC0CE658">
-      <w:start w:val="1"/>
-      <w:numFmt w:val="bullet"/>
-      <w:lvlText w:val="■"/>
-      <w:lvlJc w:val="left"/>
-      <w:pPr>
-        <w:ind w:left="2160" w:hanging="360"/>
-      </w:pPr>
-    </w:lvl>
-    <w:lvl w:ilvl="3" w:tplc="813AF452">
-      <w:start w:val="1"/>
-      <w:numFmt w:val="bullet"/>
-      <w:lvlText w:val="●"/>
-      <w:lvlJc w:val="left"/>
-      <w:pPr>
-        <w:ind w:left="2880" w:hanging="360"/>
-      </w:pPr>
-    </w:lvl>
-    <w:lvl w:ilvl="4" w:tplc="A044D3F6">
-      <w:start w:val="1"/>
-      <w:numFmt w:val="bullet"/>
-      <w:lvlText w:val="○"/>
-      <w:lvlJc w:val="left"/>
-      <w:pPr>
-        <w:ind w:left="3600" w:hanging="360"/>
-      </w:pPr>
-    </w:lvl>
-    <w:lvl w:ilvl="5" w:tplc="1340E8F6">
-      <w:start w:val="1"/>
-      <w:numFmt w:val="bullet"/>
-      <w:lvlText w:val="■"/>
-      <w:lvlJc w:val="left"/>
-      <w:pPr>
-        <w:ind w:left="4320" w:hanging="360"/>
-      </w:pPr>
-    </w:lvl>
-    <w:lvl w:ilvl="6" w:tplc="E8E40EE2">
-      <w:start w:val="1"/>
-      <w:numFmt w:val="bullet"/>
-      <w:lvlText w:val="●"/>
-      <w:lvlJc w:val="left"/>
-      <w:pPr>
-        <w:ind w:left="5040" w:hanging="360"/>
-      </w:pPr>
-    </w:lvl>
-    <w:lvl w:ilvl="7" w:tplc="61FC662A">
-      <w:start w:val="1"/>
-      <w:numFmt w:val="bullet"/>
-      <w:lvlText w:val="●"/>
-      <w:lvlJc w:val="left"/>
-      <w:pPr>
-        <w:ind w:left="5760" w:hanging="360"/>
-      </w:pPr>
-    </w:lvl>
-    <w:lvl w:ilvl="8" w:tplc="D744D778">
-      <w:start w:val="1"/>
-      <w:numFmt w:val="bullet"/>
-      <w:lvlText w:val="●"/>
-      <w:lvlJc w:val="left"/>
-      <w:pPr>
-        <w:ind w:left="6480" w:hanging="360"/>
-      </w:pPr>
-    </w:lvl>
-  </w:abstractNum>
-  <w:abstractNum w:abstractNumId="2" w15:restartNumberingAfterBreak="0">
-    <w:nsid w:val="671679A6"/>
-    <w:multiLevelType w:val="hybridMultilevel"/>
-    <w:tmpl w:val="2DFA2352"/>
-    <w:lvl w:ilvl="0" w:tplc="525C1BF4">
+    <w:tmpl w:val="9E7EF1C4"/>
+    <w:lvl w:ilvl="0" w:tplc="878A191E">
       <w:start w:val="1"/>
       <w:numFmt w:val="decimal"/>
       <w:lvlText w:val="%1."/>
@@ -5247,7 +5194,7 @@
         <w:ind w:left="400" w:hanging="300"/>
       </w:pPr>
     </w:lvl>
-    <w:lvl w:ilvl="1" w:tplc="D1E2507A">
+    <w:lvl w:ilvl="1" w:tplc="14B23018">
       <w:start w:val="1"/>
       <w:numFmt w:val="decimal"/>
       <w:lvlText w:val="%2."/>
@@ -5256,7 +5203,7 @@
         <w:ind w:left="760" w:hanging="300"/>
       </w:pPr>
     </w:lvl>
-    <w:lvl w:ilvl="2" w:tplc="B434DED8">
+    <w:lvl w:ilvl="2" w:tplc="8E5A9462">
       <w:start w:val="1"/>
       <w:numFmt w:val="decimal"/>
       <w:lvlText w:val="%3."/>
@@ -5265,98 +5212,92 @@
         <w:ind w:left="1120" w:hanging="300"/>
       </w:pPr>
     </w:lvl>
-    <w:lvl w:ilvl="3" w:tplc="8DAEB3BC">
+    <w:lvl w:ilvl="3" w:tplc="EF22AB40">
       <w:numFmt w:val="decimal"/>
       <w:lvlText w:val=""/>
       <w:lvlJc w:val="left"/>
     </w:lvl>
-    <w:lvl w:ilvl="4" w:tplc="C85CE736">
+    <w:lvl w:ilvl="4" w:tplc="36966882">
       <w:numFmt w:val="decimal"/>
       <w:lvlText w:val=""/>
       <w:lvlJc w:val="left"/>
     </w:lvl>
-    <w:lvl w:ilvl="5" w:tplc="9EE899F0">
+    <w:lvl w:ilvl="5" w:tplc="A9129D38">
       <w:numFmt w:val="decimal"/>
       <w:lvlText w:val=""/>
       <w:lvlJc w:val="left"/>
     </w:lvl>
-    <w:lvl w:ilvl="6" w:tplc="F604A3D2">
+    <w:lvl w:ilvl="6" w:tplc="F154B950">
       <w:numFmt w:val="decimal"/>
       <w:lvlText w:val=""/>
       <w:lvlJc w:val="left"/>
     </w:lvl>
-    <w:lvl w:ilvl="7" w:tplc="463CCD6E">
+    <w:lvl w:ilvl="7" w:tplc="DC36A5FA">
       <w:numFmt w:val="decimal"/>
       <w:lvlText w:val=""/>
       <w:lvlJc w:val="left"/>
     </w:lvl>
-    <w:lvl w:ilvl="8" w:tplc="739A6634">
+    <w:lvl w:ilvl="8" w:tplc="FD463424">
       <w:numFmt w:val="decimal"/>
       <w:lvlText w:val=""/>
       <w:lvlJc w:val="left"/>
     </w:lvl>
   </w:abstractNum>
-  <w:num w:numId="1" w16cid:durableId="1269700201">
+  <w:num w:numId="1" w16cid:durableId="824512485">
+    <w:abstractNumId w:val="0"/>
+    <w:lvlOverride w:ilvl="0">
+      <w:startOverride w:val="1"/>
+    </w:lvlOverride>
+  </w:num>
+  <w:num w:numId="2" w16cid:durableId="1557619806">
+    <w:abstractNumId w:val="2"/>
+    <w:lvlOverride w:ilvl="0">
+      <w:startOverride w:val="1"/>
+    </w:lvlOverride>
+  </w:num>
+  <w:num w:numId="3" w16cid:durableId="1223445500">
     <w:abstractNumId w:val="1"/>
     <w:lvlOverride w:ilvl="0">
       <w:startOverride w:val="1"/>
     </w:lvlOverride>
   </w:num>
-  <w:num w:numId="2" w16cid:durableId="1318342756">
+  <w:num w:numId="4" w16cid:durableId="1225986267">
     <w:abstractNumId w:val="2"/>
     <w:lvlOverride w:ilvl="0">
       <w:startOverride w:val="1"/>
     </w:lvlOverride>
   </w:num>
-  <w:num w:numId="3" w16cid:durableId="1491099177">
-    <w:abstractNumId w:val="0"/>
-    <w:lvlOverride w:ilvl="0">
-      <w:startOverride w:val="1"/>
-    </w:lvlOverride>
-  </w:num>
-  <w:num w:numId="4" w16cid:durableId="117145091">
+  <w:num w:numId="5" w16cid:durableId="1621296767">
     <w:abstractNumId w:val="2"/>
     <w:lvlOverride w:ilvl="0">
       <w:startOverride w:val="1"/>
     </w:lvlOverride>
   </w:num>
-  <w:num w:numId="5" w16cid:durableId="1556549973">
+  <w:num w:numId="6" w16cid:durableId="1682202706">
     <w:abstractNumId w:val="2"/>
     <w:lvlOverride w:ilvl="0">
       <w:startOverride w:val="1"/>
     </w:lvlOverride>
   </w:num>
-  <w:num w:numId="6" w16cid:durableId="711542487">
+  <w:num w:numId="7" w16cid:durableId="446242906">
     <w:abstractNumId w:val="2"/>
     <w:lvlOverride w:ilvl="0">
       <w:startOverride w:val="1"/>
     </w:lvlOverride>
   </w:num>
-  <w:num w:numId="7" w16cid:durableId="1349335269">
+  <w:num w:numId="8" w16cid:durableId="1208177503">
     <w:abstractNumId w:val="2"/>
     <w:lvlOverride w:ilvl="0">
       <w:startOverride w:val="1"/>
     </w:lvlOverride>
   </w:num>
-  <w:num w:numId="8" w16cid:durableId="708459854">
+  <w:num w:numId="9" w16cid:durableId="731318086">
     <w:abstractNumId w:val="2"/>
     <w:lvlOverride w:ilvl="0">
       <w:startOverride w:val="1"/>
     </w:lvlOverride>
   </w:num>
-  <w:num w:numId="9" w16cid:durableId="691106664">
-    <w:abstractNumId w:val="2"/>
-    <w:lvlOverride w:ilvl="0">
-      <w:startOverride w:val="1"/>
-    </w:lvlOverride>
-  </w:num>
-  <w:num w:numId="10" w16cid:durableId="1894848410">
-    <w:abstractNumId w:val="2"/>
-    <w:lvlOverride w:ilvl="0">
-      <w:startOverride w:val="1"/>
-    </w:lvlOverride>
-  </w:num>
-  <w:num w:numId="11" w16cid:durableId="991955571">
+  <w:num w:numId="10" w16cid:durableId="653729299">
     <w:abstractNumId w:val="2"/>
     <w:lvlOverride w:ilvl="0">
       <w:startOverride w:val="1"/>
@@ -5957,7 +5898,7 @@
     <w:autoRedefine/>
     <w:uiPriority w:val="39"/>
     <w:unhideWhenUsed/>
-    <w:rsid w:val="006C39D0"/>
+    <w:rsid w:val="00330EFD"/>
     <w:pPr>
       <w:spacing w:after="100"/>
       <w:ind w:left="220"/>
@@ -5973,7 +5914,7 @@
     <w:link w:val="HeaderChar"/>
     <w:uiPriority w:val="99"/>
     <w:unhideWhenUsed/>
-    <w:rsid w:val="006C39D0"/>
+    <w:rsid w:val="00330EFD"/>
     <w:pPr>
       <w:tabs>
         <w:tab w:val="center" w:pos="4513"/>
@@ -5991,7 +5932,7 @@
     <w:basedOn w:val="DefaultParagraphFont"/>
     <w:link w:val="Header"/>
     <w:uiPriority w:val="99"/>
-    <w:rsid w:val="006C39D0"/>
+    <w:rsid w:val="00330EFD"/>
     <w:rPr>
       <w:rFonts w:cs="Angsana New"/>
       <w:szCs w:val="28"/>
@@ -6003,7 +5944,7 @@
     <w:link w:val="FooterChar"/>
     <w:uiPriority w:val="99"/>
     <w:unhideWhenUsed/>
-    <w:rsid w:val="006C39D0"/>
+    <w:rsid w:val="00330EFD"/>
     <w:pPr>
       <w:tabs>
         <w:tab w:val="center" w:pos="4513"/>
@@ -6021,7 +5962,7 @@
     <w:basedOn w:val="DefaultParagraphFont"/>
     <w:link w:val="Footer"/>
     <w:uiPriority w:val="99"/>
-    <w:rsid w:val="006C39D0"/>
+    <w:rsid w:val="00330EFD"/>
     <w:rPr>
       <w:rFonts w:cs="Angsana New"/>
       <w:szCs w:val="28"/>
